--- a/Science Books/QED Course/Lesson 13 Angular Momentum.docx
+++ b/Science Books/QED Course/Lesson 13 Angular Momentum.docx
@@ -501,7 +501,100 @@
       <m:oMathPara>
         <m:oMath>
           <m:r>
-            <m:t xml:space="preserve">L̂ = x̂ × p̂,    L̂ₓ = ŷp̂_z − ẑp̂ᵧ,    L̂ᵧ = ẑp̂ₓ − x̂p̂_z,    L̂_z = x̂p̂ᵧ − ŷp̂ₓ</m:t>
+            <m:t xml:space="preserve">L̂</m:t>
+          </m:r>
+          <m:r>
+            <m:t xml:space="preserve">=</m:t>
+          </m:r>
+          <m:r>
+            <m:t xml:space="preserve">x̂</m:t>
+          </m:r>
+          <m:r>
+            <m:t xml:space="preserve">×</m:t>
+          </m:r>
+          <m:r>
+            <m:t xml:space="preserve">p̂</m:t>
+          </m:r>
+          <m:r>
+            <m:t xml:space="preserve">,</m:t>
+          </m:r>
+          <m:r>
+            <m:t xml:space="preserve">L̂ₓ</m:t>
+          </m:r>
+          <m:r>
+            <m:t xml:space="preserve">=</m:t>
+          </m:r>
+          <m:sSub>
+            <m:e>
+              <m:r>
+                <m:t xml:space="preserve">ŷp̂</m:t>
+              </m:r>
+            </m:e>
+            <m:sub>
+              <m:r>
+                <m:t xml:space="preserve">z</m:t>
+              </m:r>
+            </m:sub>
+          </m:sSub>
+          <m:r>
+            <m:t xml:space="preserve">−</m:t>
+          </m:r>
+          <m:r>
+            <m:t xml:space="preserve">ẑp̂ᵧ</m:t>
+          </m:r>
+          <m:r>
+            <m:t xml:space="preserve">,</m:t>
+          </m:r>
+          <m:r>
+            <m:t xml:space="preserve">L̂ᵧ</m:t>
+          </m:r>
+          <m:r>
+            <m:t xml:space="preserve">=</m:t>
+          </m:r>
+          <m:r>
+            <m:t xml:space="preserve">ẑp̂ₓ</m:t>
+          </m:r>
+          <m:r>
+            <m:t xml:space="preserve">−</m:t>
+          </m:r>
+          <m:sSub>
+            <m:e>
+              <m:r>
+                <m:t xml:space="preserve">x̂p̂</m:t>
+              </m:r>
+            </m:e>
+            <m:sub>
+              <m:r>
+                <m:t xml:space="preserve">z</m:t>
+              </m:r>
+            </m:sub>
+          </m:sSub>
+          <m:r>
+            <m:t xml:space="preserve">,</m:t>
+          </m:r>
+          <m:sSub>
+            <m:e>
+              <m:r>
+                <m:t xml:space="preserve">L̂</m:t>
+              </m:r>
+            </m:e>
+            <m:sub>
+              <m:r>
+                <m:t xml:space="preserve">z</m:t>
+              </m:r>
+            </m:sub>
+          </m:sSub>
+          <m:r>
+            <m:t xml:space="preserve">=</m:t>
+          </m:r>
+          <m:r>
+            <m:t xml:space="preserve">x̂p̂ᵧ</m:t>
+          </m:r>
+          <m:r>
+            <m:t xml:space="preserve">−</m:t>
+          </m:r>
+          <m:r>
+            <m:t xml:space="preserve">ŷp̂ₓ</m:t>
           </m:r>
         </m:oMath>
       </m:oMathPara>
@@ -531,8 +624,125 @@
       </w:pPr>
       <m:oMathPara>
         <m:oMath>
+          <m:d>
+            <m:dPr>
+              <m:begChr m:val="["/>
+              <m:endChr m:val="]"/>
+            </m:dPr>
+            <m:e>
+              <m:r>
+                <m:t xml:space="preserve">L̂ₓ</m:t>
+              </m:r>
+              <m:r>
+                <m:t xml:space="preserve">,</m:t>
+              </m:r>
+              <m:r>
+                <m:t xml:space="preserve">L̂ᵧ</m:t>
+              </m:r>
+            </m:e>
+          </m:d>
           <m:r>
-            <m:t xml:space="preserve">[L̂ₓ, L̂ᵧ] = iℏ L̂_z,    and cyclically  [L̂ᵧ, L̂_z] = iℏL̂ₓ,    [L̂_z, L̂ₓ] = iℏL̂ᵧ</m:t>
+            <m:t xml:space="preserve">=</m:t>
+          </m:r>
+          <m:r>
+            <m:t xml:space="preserve">iℏ</m:t>
+          </m:r>
+          <m:r>
+            <m:t xml:space="preserve"> </m:t>
+          </m:r>
+          <m:sSub>
+            <m:e>
+              <m:r>
+                <m:t xml:space="preserve">L̂</m:t>
+              </m:r>
+            </m:e>
+            <m:sub>
+              <m:r>
+                <m:t xml:space="preserve">z</m:t>
+              </m:r>
+            </m:sub>
+          </m:sSub>
+          <m:r>
+            <m:t xml:space="preserve">,</m:t>
+          </m:r>
+          <m:r>
+            <m:t xml:space="preserve">and</m:t>
+          </m:r>
+          <m:r>
+            <m:t xml:space="preserve"> </m:t>
+          </m:r>
+          <m:r>
+            <m:t xml:space="preserve">cyclically</m:t>
+          </m:r>
+          <m:r>
+            <m:t xml:space="preserve"> </m:t>
+          </m:r>
+          <m:d>
+            <m:dPr>
+              <m:begChr m:val="["/>
+              <m:endChr m:val="]"/>
+            </m:dPr>
+            <m:e>
+              <m:r>
+                <m:t xml:space="preserve">L̂ᵧ</m:t>
+              </m:r>
+              <m:r>
+                <m:t xml:space="preserve">,</m:t>
+              </m:r>
+              <m:sSub>
+                <m:e>
+                  <m:r>
+                    <m:t xml:space="preserve">L̂</m:t>
+                  </m:r>
+                </m:e>
+                <m:sub>
+                  <m:r>
+                    <m:t xml:space="preserve">z</m:t>
+                  </m:r>
+                </m:sub>
+              </m:sSub>
+            </m:e>
+          </m:d>
+          <m:r>
+            <m:t xml:space="preserve">=</m:t>
+          </m:r>
+          <m:r>
+            <m:t xml:space="preserve">iℏL̂ₓ</m:t>
+          </m:r>
+          <m:r>
+            <m:t xml:space="preserve">,</m:t>
+          </m:r>
+          <m:d>
+            <m:dPr>
+              <m:begChr m:val="["/>
+              <m:endChr m:val="]"/>
+            </m:dPr>
+            <m:e>
+              <m:sSub>
+                <m:e>
+                  <m:r>
+                    <m:t xml:space="preserve">L̂</m:t>
+                  </m:r>
+                </m:e>
+                <m:sub>
+                  <m:r>
+                    <m:t xml:space="preserve">z</m:t>
+                  </m:r>
+                </m:sub>
+              </m:sSub>
+              <m:r>
+                <m:t xml:space="preserve">,</m:t>
+              </m:r>
+              <m:r>
+                <m:t xml:space="preserve">L̂ₓ</m:t>
+              </m:r>
+            </m:e>
+          </m:d>
+          <m:r>
+            <m:t xml:space="preserve">=</m:t>
+          </m:r>
+          <m:r>
+            <m:t xml:space="preserve">iℏL̂ᵧ</m:t>
           </m:r>
         </m:oMath>
       </m:oMathPara>
@@ -596,8 +806,244 @@
       </w:pPr>
       <m:oMathPara>
         <m:oMath>
+          <m:d>
+            <m:dPr>
+              <m:begChr m:val="["/>
+              <m:endChr m:val="]"/>
+            </m:dPr>
+            <m:e>
+              <m:sSup>
+                <m:e>
+                  <m:r>
+                    <m:t xml:space="preserve">L̂</m:t>
+                  </m:r>
+                </m:e>
+                <m:sup>
+                  <m:r>
+                    <m:t xml:space="preserve">2</m:t>
+                  </m:r>
+                </m:sup>
+              </m:sSup>
+              <m:r>
+                <m:t xml:space="preserve">,</m:t>
+              </m:r>
+              <m:sSub>
+                <m:e>
+                  <m:r>
+                    <m:t xml:space="preserve">L̂</m:t>
+                  </m:r>
+                </m:e>
+                <m:sub>
+                  <m:r>
+                    <m:t xml:space="preserve">z</m:t>
+                  </m:r>
+                </m:sub>
+              </m:sSub>
+            </m:e>
+          </m:d>
           <m:r>
-            <m:t xml:space="preserve">[L̂², L̂_z] = [L̂ₓ², L̂_z] + [L̂ᵧ², L̂_z] = L̂ₓ[L̂ₓ,L̂_z] + [L̂ₓ,L̂_z]L̂ₓ + L̂ᵧ[L̂ᵧ,L̂_z] + [L̂ᵧ,L̂_z]L̂ᵧ</m:t>
+            <m:t xml:space="preserve">=</m:t>
+          </m:r>
+          <m:d>
+            <m:dPr>
+              <m:begChr m:val="["/>
+              <m:endChr m:val="]"/>
+            </m:dPr>
+            <m:e>
+              <m:sSup>
+                <m:e>
+                  <m:r>
+                    <m:t xml:space="preserve">L̂ₓ</m:t>
+                  </m:r>
+                </m:e>
+                <m:sup>
+                  <m:r>
+                    <m:t xml:space="preserve">2</m:t>
+                  </m:r>
+                </m:sup>
+              </m:sSup>
+              <m:r>
+                <m:t xml:space="preserve">,</m:t>
+              </m:r>
+              <m:sSub>
+                <m:e>
+                  <m:r>
+                    <m:t xml:space="preserve">L̂</m:t>
+                  </m:r>
+                </m:e>
+                <m:sub>
+                  <m:r>
+                    <m:t xml:space="preserve">z</m:t>
+                  </m:r>
+                </m:sub>
+              </m:sSub>
+            </m:e>
+          </m:d>
+          <m:r>
+            <m:t xml:space="preserve">+</m:t>
+          </m:r>
+          <m:d>
+            <m:dPr>
+              <m:begChr m:val="["/>
+              <m:endChr m:val="]"/>
+            </m:dPr>
+            <m:e>
+              <m:sSup>
+                <m:e>
+                  <m:r>
+                    <m:t xml:space="preserve">L̂ᵧ</m:t>
+                  </m:r>
+                </m:e>
+                <m:sup>
+                  <m:r>
+                    <m:t xml:space="preserve">2</m:t>
+                  </m:r>
+                </m:sup>
+              </m:sSup>
+              <m:r>
+                <m:t xml:space="preserve">,</m:t>
+              </m:r>
+              <m:sSub>
+                <m:e>
+                  <m:r>
+                    <m:t xml:space="preserve">L̂</m:t>
+                  </m:r>
+                </m:e>
+                <m:sub>
+                  <m:r>
+                    <m:t xml:space="preserve">z</m:t>
+                  </m:r>
+                </m:sub>
+              </m:sSub>
+            </m:e>
+          </m:d>
+          <m:r>
+            <m:t xml:space="preserve">=</m:t>
+          </m:r>
+          <m:r>
+            <m:t xml:space="preserve">L̂ₓ</m:t>
+          </m:r>
+          <m:d>
+            <m:dPr>
+              <m:begChr m:val="["/>
+              <m:endChr m:val="]"/>
+            </m:dPr>
+            <m:e>
+              <m:r>
+                <m:t xml:space="preserve">L̂ₓ</m:t>
+              </m:r>
+              <m:r>
+                <m:t xml:space="preserve">,</m:t>
+              </m:r>
+              <m:sSub>
+                <m:e>
+                  <m:r>
+                    <m:t xml:space="preserve">L̂</m:t>
+                  </m:r>
+                </m:e>
+                <m:sub>
+                  <m:r>
+                    <m:t xml:space="preserve">z</m:t>
+                  </m:r>
+                </m:sub>
+              </m:sSub>
+            </m:e>
+          </m:d>
+          <m:r>
+            <m:t xml:space="preserve">+</m:t>
+          </m:r>
+          <m:d>
+            <m:dPr>
+              <m:begChr m:val="["/>
+              <m:endChr m:val="]"/>
+            </m:dPr>
+            <m:e>
+              <m:r>
+                <m:t xml:space="preserve">L̂ₓ</m:t>
+              </m:r>
+              <m:r>
+                <m:t xml:space="preserve">,</m:t>
+              </m:r>
+              <m:sSub>
+                <m:e>
+                  <m:r>
+                    <m:t xml:space="preserve">L̂</m:t>
+                  </m:r>
+                </m:e>
+                <m:sub>
+                  <m:r>
+                    <m:t xml:space="preserve">z</m:t>
+                  </m:r>
+                </m:sub>
+              </m:sSub>
+            </m:e>
+          </m:d>
+          <m:r>
+            <m:t xml:space="preserve">L̂ₓ</m:t>
+          </m:r>
+          <m:r>
+            <m:t xml:space="preserve">+</m:t>
+          </m:r>
+          <m:r>
+            <m:t xml:space="preserve">L̂ᵧ</m:t>
+          </m:r>
+          <m:d>
+            <m:dPr>
+              <m:begChr m:val="["/>
+              <m:endChr m:val="]"/>
+            </m:dPr>
+            <m:e>
+              <m:r>
+                <m:t xml:space="preserve">L̂ᵧ</m:t>
+              </m:r>
+              <m:r>
+                <m:t xml:space="preserve">,</m:t>
+              </m:r>
+              <m:sSub>
+                <m:e>
+                  <m:r>
+                    <m:t xml:space="preserve">L̂</m:t>
+                  </m:r>
+                </m:e>
+                <m:sub>
+                  <m:r>
+                    <m:t xml:space="preserve">z</m:t>
+                  </m:r>
+                </m:sub>
+              </m:sSub>
+            </m:e>
+          </m:d>
+          <m:r>
+            <m:t xml:space="preserve">+</m:t>
+          </m:r>
+          <m:d>
+            <m:dPr>
+              <m:begChr m:val="["/>
+              <m:endChr m:val="]"/>
+            </m:dPr>
+            <m:e>
+              <m:r>
+                <m:t xml:space="preserve">L̂ᵧ</m:t>
+              </m:r>
+              <m:r>
+                <m:t xml:space="preserve">,</m:t>
+              </m:r>
+              <m:sSub>
+                <m:e>
+                  <m:r>
+                    <m:t xml:space="preserve">L̂</m:t>
+                  </m:r>
+                </m:e>
+                <m:sub>
+                  <m:r>
+                    <m:t xml:space="preserve">z</m:t>
+                  </m:r>
+                </m:sub>
+              </m:sSub>
+            </m:e>
+          </m:d>
+          <m:r>
+            <m:t xml:space="preserve">L̂ᵧ</m:t>
           </m:r>
         </m:oMath>
       </m:oMathPara>
@@ -662,7 +1108,22 @@
       <m:oMathPara>
         <m:oMath>
           <m:r>
-            <m:t xml:space="preserve">L̂± = L̂ₓ ± iL̂ᵧ</m:t>
+            <m:t xml:space="preserve">L̂</m:t>
+          </m:r>
+          <m:r>
+            <m:t xml:space="preserve">±</m:t>
+          </m:r>
+          <m:r>
+            <m:t xml:space="preserve">=</m:t>
+          </m:r>
+          <m:r>
+            <m:t xml:space="preserve">L̂ₓ</m:t>
+          </m:r>
+          <m:r>
+            <m:t xml:space="preserve">±</m:t>
+          </m:r>
+          <m:r>
+            <m:t xml:space="preserve">iL̂ᵧ</m:t>
           </m:r>
         </m:oMath>
       </m:oMathPara>
@@ -679,9 +1140,132 @@
       </w:pPr>
       <m:oMathPara>
         <m:oMath>
+          <m:d>
+            <m:dPr>
+              <m:begChr m:val="["/>
+              <m:endChr m:val="]"/>
+            </m:dPr>
+            <m:e>
+              <m:sSub>
+                <m:e>
+                  <m:r>
+                    <m:t xml:space="preserve">L̂</m:t>
+                  </m:r>
+                </m:e>
+                <m:sub>
+                  <m:r>
+                    <m:t xml:space="preserve">z</m:t>
+                  </m:r>
+                </m:sub>
+              </m:sSub>
+              <m:r>
+                <m:t xml:space="preserve">,</m:t>
+              </m:r>
+              <m:r>
+                <m:t xml:space="preserve">L̂</m:t>
+              </m:r>
+              <m:r>
+                <m:t xml:space="preserve">±</m:t>
+              </m:r>
+            </m:e>
+          </m:d>
           <m:r>
-            <m:t xml:space="preserve">[L̂_z, L̂±] = ±ℏ L̂±,    [L̂², L̂±] = 0,    [L̂+, L̂−] = 2ℏL̂_z</m:t>
+            <m:t xml:space="preserve">=</m:t>
           </m:r>
+          <m:r>
+            <m:t xml:space="preserve">±</m:t>
+          </m:r>
+          <m:r>
+            <m:t xml:space="preserve">ℏ</m:t>
+          </m:r>
+          <m:r>
+            <m:t xml:space="preserve"> </m:t>
+          </m:r>
+          <m:r>
+            <m:t xml:space="preserve">L̂</m:t>
+          </m:r>
+          <m:r>
+            <m:t xml:space="preserve">±</m:t>
+          </m:r>
+          <m:r>
+            <m:t xml:space="preserve">,</m:t>
+          </m:r>
+          <m:d>
+            <m:dPr>
+              <m:begChr m:val="["/>
+              <m:endChr m:val="]"/>
+            </m:dPr>
+            <m:e>
+              <m:sSup>
+                <m:e>
+                  <m:r>
+                    <m:t xml:space="preserve">L̂</m:t>
+                  </m:r>
+                </m:e>
+                <m:sup>
+                  <m:r>
+                    <m:t xml:space="preserve">2</m:t>
+                  </m:r>
+                </m:sup>
+              </m:sSup>
+              <m:r>
+                <m:t xml:space="preserve">,</m:t>
+              </m:r>
+              <m:r>
+                <m:t xml:space="preserve">L̂</m:t>
+              </m:r>
+              <m:r>
+                <m:t xml:space="preserve">±</m:t>
+              </m:r>
+            </m:e>
+          </m:d>
+          <m:r>
+            <m:t xml:space="preserve">=</m:t>
+          </m:r>
+          <m:r>
+            <m:t xml:space="preserve">0</m:t>
+          </m:r>
+          <m:r>
+            <m:t xml:space="preserve">,</m:t>
+          </m:r>
+          <m:d>
+            <m:dPr>
+              <m:begChr m:val="["/>
+              <m:endChr m:val="]"/>
+            </m:dPr>
+            <m:e>
+              <m:r>
+                <m:t xml:space="preserve">L̂</m:t>
+              </m:r>
+              <m:r>
+                <m:t xml:space="preserve">+</m:t>
+              </m:r>
+              <m:r>
+                <m:t xml:space="preserve">,</m:t>
+              </m:r>
+              <m:r>
+                <m:t xml:space="preserve">L̂</m:t>
+              </m:r>
+              <m:r>
+                <m:t xml:space="preserve">−</m:t>
+              </m:r>
+            </m:e>
+          </m:d>
+          <m:r>
+            <m:t xml:space="preserve">=</m:t>
+          </m:r>
+          <m:sSub>
+            <m:e>
+              <m:r>
+                <m:t xml:space="preserve">2ℏL̂</m:t>
+              </m:r>
+            </m:e>
+            <m:sub>
+              <m:r>
+                <m:t xml:space="preserve">z</m:t>
+              </m:r>
+            </m:sub>
+          </m:sSub>
         </m:oMath>
       </m:oMathPara>
     </w:p>
@@ -724,8 +1308,28 @@
       <m:oMathPara>
         <m:oMath>
           <m:r>
-            <m:t xml:space="preserve">λ = ℓ(ℓ + 1)</m:t>
+            <m:t xml:space="preserve">λ</m:t>
           </m:r>
+          <m:r>
+            <m:t xml:space="preserve">=</m:t>
+          </m:r>
+          <m:r>
+            <m:t xml:space="preserve">ℓ</m:t>
+          </m:r>
+          <m:d>
+            <m:dPr/>
+            <m:e>
+              <m:r>
+                <m:t xml:space="preserve">ℓ</m:t>
+              </m:r>
+              <m:r>
+                <m:t xml:space="preserve">+</m:t>
+              </m:r>
+              <m:r>
+                <m:t xml:space="preserve">1</m:t>
+              </m:r>
+            </m:e>
+          </m:d>
         </m:oMath>
       </m:oMathPara>
     </w:p>
@@ -749,8 +1353,172 @@
       </w:pPr>
       <m:oMathPara>
         <m:oMath>
+          <m:sSup>
+            <m:e>
+              <m:r>
+                <m:t xml:space="preserve">L̂</m:t>
+              </m:r>
+            </m:e>
+            <m:sup>
+              <m:r>
+                <m:t xml:space="preserve">2</m:t>
+              </m:r>
+            </m:sup>
+          </m:sSup>
           <m:r>
-            <m:t xml:space="preserve">L̂²|ℓ,m⟩ = ℏ²ℓ(ℓ+1)|ℓ,m⟩,    L̂_z|ℓ,m⟩ = ℏm|ℓ,m⟩,    m = −ℓ, −ℓ+1, …, ℓ−1, ℓ</m:t>
+            <m:t xml:space="preserve">|</m:t>
+          </m:r>
+          <m:r>
+            <m:t xml:space="preserve">ℓ</m:t>
+          </m:r>
+          <m:r>
+            <m:t xml:space="preserve">,</m:t>
+          </m:r>
+          <m:r>
+            <m:t xml:space="preserve">m⟩</m:t>
+          </m:r>
+          <m:r>
+            <m:t xml:space="preserve">=</m:t>
+          </m:r>
+          <m:sSup>
+            <m:e>
+              <m:r>
+                <m:t xml:space="preserve">ℏ</m:t>
+              </m:r>
+            </m:e>
+            <m:sup>
+              <m:r>
+                <m:t xml:space="preserve">2</m:t>
+              </m:r>
+            </m:sup>
+          </m:sSup>
+          <m:r>
+            <m:t xml:space="preserve">ℓ</m:t>
+          </m:r>
+          <m:d>
+            <m:dPr/>
+            <m:e>
+              <m:r>
+                <m:t xml:space="preserve">ℓ</m:t>
+              </m:r>
+              <m:r>
+                <m:t xml:space="preserve">+</m:t>
+              </m:r>
+              <m:r>
+                <m:t xml:space="preserve">1</m:t>
+              </m:r>
+            </m:e>
+          </m:d>
+          <m:r>
+            <m:t xml:space="preserve">|</m:t>
+          </m:r>
+          <m:r>
+            <m:t xml:space="preserve">ℓ</m:t>
+          </m:r>
+          <m:r>
+            <m:t xml:space="preserve">,</m:t>
+          </m:r>
+          <m:r>
+            <m:t xml:space="preserve">m⟩</m:t>
+          </m:r>
+          <m:r>
+            <m:t xml:space="preserve">,</m:t>
+          </m:r>
+          <m:sSub>
+            <m:e>
+              <m:r>
+                <m:t xml:space="preserve">L̂</m:t>
+              </m:r>
+            </m:e>
+            <m:sub>
+              <m:r>
+                <m:t xml:space="preserve">z</m:t>
+              </m:r>
+            </m:sub>
+          </m:sSub>
+          <m:r>
+            <m:t xml:space="preserve">|</m:t>
+          </m:r>
+          <m:r>
+            <m:t xml:space="preserve">ℓ</m:t>
+          </m:r>
+          <m:r>
+            <m:t xml:space="preserve">,</m:t>
+          </m:r>
+          <m:r>
+            <m:t xml:space="preserve">m⟩</m:t>
+          </m:r>
+          <m:r>
+            <m:t xml:space="preserve">=</m:t>
+          </m:r>
+          <m:r>
+            <m:t xml:space="preserve">ℏm</m:t>
+          </m:r>
+          <m:r>
+            <m:t xml:space="preserve">|</m:t>
+          </m:r>
+          <m:r>
+            <m:t xml:space="preserve">ℓ</m:t>
+          </m:r>
+          <m:r>
+            <m:t xml:space="preserve">,</m:t>
+          </m:r>
+          <m:r>
+            <m:t xml:space="preserve">m⟩</m:t>
+          </m:r>
+          <m:r>
+            <m:t xml:space="preserve">,</m:t>
+          </m:r>
+          <m:r>
+            <m:t xml:space="preserve">m</m:t>
+          </m:r>
+          <m:r>
+            <m:t xml:space="preserve">=</m:t>
+          </m:r>
+          <m:r>
+            <m:t xml:space="preserve">−</m:t>
+          </m:r>
+          <m:r>
+            <m:t xml:space="preserve">ℓ</m:t>
+          </m:r>
+          <m:r>
+            <m:t xml:space="preserve">,</m:t>
+          </m:r>
+          <m:r>
+            <m:t xml:space="preserve">−</m:t>
+          </m:r>
+          <m:r>
+            <m:t xml:space="preserve">ℓ</m:t>
+          </m:r>
+          <m:r>
+            <m:t xml:space="preserve">+</m:t>
+          </m:r>
+          <m:r>
+            <m:t xml:space="preserve">1</m:t>
+          </m:r>
+          <m:r>
+            <m:t xml:space="preserve">,</m:t>
+          </m:r>
+          <m:r>
+            <m:t xml:space="preserve">…</m:t>
+          </m:r>
+          <m:r>
+            <m:t xml:space="preserve">,</m:t>
+          </m:r>
+          <m:r>
+            <m:t xml:space="preserve">ℓ</m:t>
+          </m:r>
+          <m:r>
+            <m:t xml:space="preserve">−</m:t>
+          </m:r>
+          <m:r>
+            <m:t xml:space="preserve">1</m:t>
+          </m:r>
+          <m:r>
+            <m:t xml:space="preserve">,</m:t>
+          </m:r>
+          <m:r>
+            <m:t xml:space="preserve">ℓ</m:t>
           </m:r>
         </m:oMath>
       </m:oMathPara>
@@ -802,7 +1570,88 @@
       <m:oMathPara>
         <m:oMath>
           <m:r>
-            <m:t xml:space="preserve">L̂±|ℓ,m⟩ = ℏ√(ℓ(ℓ+1) − m(m±1)) |ℓ, m±1⟩</m:t>
+            <m:t xml:space="preserve">L̂</m:t>
+          </m:r>
+          <m:r>
+            <m:t xml:space="preserve">±</m:t>
+          </m:r>
+          <m:r>
+            <m:t xml:space="preserve">|</m:t>
+          </m:r>
+          <m:r>
+            <m:t xml:space="preserve">ℓ</m:t>
+          </m:r>
+          <m:r>
+            <m:t xml:space="preserve">,</m:t>
+          </m:r>
+          <m:r>
+            <m:t xml:space="preserve">m⟩</m:t>
+          </m:r>
+          <m:r>
+            <m:t xml:space="preserve">=</m:t>
+          </m:r>
+          <m:r>
+            <m:t xml:space="preserve">ℏ√</m:t>
+          </m:r>
+          <m:d>
+            <m:dPr/>
+            <m:e>
+              <m:r>
+                <m:t xml:space="preserve">ℓ</m:t>
+              </m:r>
+              <m:d>
+                <m:dPr/>
+                <m:e>
+                  <m:r>
+                    <m:t xml:space="preserve">ℓ</m:t>
+                  </m:r>
+                  <m:r>
+                    <m:t xml:space="preserve">+</m:t>
+                  </m:r>
+                  <m:r>
+                    <m:t xml:space="preserve">1</m:t>
+                  </m:r>
+                </m:e>
+              </m:d>
+              <m:r>
+                <m:t xml:space="preserve">−</m:t>
+              </m:r>
+              <m:r>
+                <m:t xml:space="preserve">m</m:t>
+              </m:r>
+              <m:d>
+                <m:dPr/>
+                <m:e>
+                  <m:r>
+                    <m:t xml:space="preserve">m</m:t>
+                  </m:r>
+                  <m:r>
+                    <m:t xml:space="preserve">±</m:t>
+                  </m:r>
+                  <m:r>
+                    <m:t xml:space="preserve">1</m:t>
+                  </m:r>
+                </m:e>
+              </m:d>
+            </m:e>
+          </m:d>
+          <m:r>
+            <m:t xml:space="preserve">|</m:t>
+          </m:r>
+          <m:r>
+            <m:t xml:space="preserve">ℓ</m:t>
+          </m:r>
+          <m:r>
+            <m:t xml:space="preserve">,</m:t>
+          </m:r>
+          <m:r>
+            <m:t xml:space="preserve">m</m:t>
+          </m:r>
+          <m:r>
+            <m:t xml:space="preserve">±</m:t>
+          </m:r>
+          <m:r>
+            <m:t xml:space="preserve">1⟩</m:t>
           </m:r>
         </m:oMath>
       </m:oMathPara>
@@ -853,9 +1702,219 @@
       </w:pPr>
       <m:oMathPara>
         <m:oMath>
+          <m:sSub>
+            <m:e>
+              <m:r>
+                <m:t xml:space="preserve">L̂</m:t>
+              </m:r>
+            </m:e>
+            <m:sub>
+              <m:r>
+                <m:t xml:space="preserve">z</m:t>
+              </m:r>
+            </m:sub>
+          </m:sSub>
           <m:r>
-            <m:t xml:space="preserve">L̂_z = −iℏ ∂/∂φ,    L̂² = −ℏ² [ (1/sin θ) ∂/∂θ (sin θ ∂/∂θ) + (1/sin²θ) ∂²/∂φ² ]</m:t>
+            <m:t xml:space="preserve">=</m:t>
           </m:r>
+          <m:r>
+            <m:t xml:space="preserve">−</m:t>
+          </m:r>
+          <m:r>
+            <m:t xml:space="preserve">iℏ</m:t>
+          </m:r>
+          <m:r>
+            <m:t xml:space="preserve"> </m:t>
+          </m:r>
+          <m:f>
+            <m:num>
+              <m:r>
+                <m:t xml:space="preserve">∂</m:t>
+              </m:r>
+            </m:num>
+            <m:den>
+              <m:r>
+                <m:t xml:space="preserve">∂φ</m:t>
+              </m:r>
+            </m:den>
+          </m:f>
+          <m:r>
+            <m:t xml:space="preserve">,</m:t>
+          </m:r>
+          <m:sSup>
+            <m:e>
+              <m:r>
+                <m:t xml:space="preserve">L̂</m:t>
+              </m:r>
+            </m:e>
+            <m:sup>
+              <m:r>
+                <m:t xml:space="preserve">2</m:t>
+              </m:r>
+            </m:sup>
+          </m:sSup>
+          <m:r>
+            <m:t xml:space="preserve">=</m:t>
+          </m:r>
+          <m:r>
+            <m:t xml:space="preserve">−</m:t>
+          </m:r>
+          <m:sSup>
+            <m:e>
+              <m:r>
+                <m:t xml:space="preserve">ℏ</m:t>
+              </m:r>
+            </m:e>
+            <m:sup>
+              <m:r>
+                <m:t xml:space="preserve">2</m:t>
+              </m:r>
+            </m:sup>
+          </m:sSup>
+          <m:r>
+            <m:t xml:space="preserve"> </m:t>
+          </m:r>
+          <m:d>
+            <m:dPr>
+              <m:begChr m:val="["/>
+              <m:endChr m:val="]"/>
+            </m:dPr>
+            <m:e>
+              <m:d>
+                <m:dPr/>
+                <m:e>
+                  <m:f>
+                    <m:num>
+                      <m:r>
+                        <m:t xml:space="preserve">1</m:t>
+                      </m:r>
+                    </m:num>
+                    <m:den>
+                      <m:r>
+                        <m:t xml:space="preserve">sin</m:t>
+                      </m:r>
+                    </m:den>
+                  </m:f>
+                  <m:r>
+                    <m:t xml:space="preserve"> </m:t>
+                  </m:r>
+                  <m:r>
+                    <m:t xml:space="preserve">θ</m:t>
+                  </m:r>
+                </m:e>
+              </m:d>
+              <m:r>
+                <m:t xml:space="preserve"> </m:t>
+              </m:r>
+              <m:f>
+                <m:num>
+                  <m:r>
+                    <m:t xml:space="preserve">∂</m:t>
+                  </m:r>
+                </m:num>
+                <m:den>
+                  <m:r>
+                    <m:t xml:space="preserve">∂θ</m:t>
+                  </m:r>
+                </m:den>
+              </m:f>
+              <m:r>
+                <m:t xml:space="preserve"> </m:t>
+              </m:r>
+              <m:d>
+                <m:dPr/>
+                <m:e>
+                  <m:func>
+                    <m:fName>
+                      <m:r>
+                        <m:t xml:space="preserve">sin</m:t>
+                      </m:r>
+                    </m:fName>
+                    <m:e>
+                      <m:r>
+                        <m:t xml:space="preserve">θ</m:t>
+                      </m:r>
+                    </m:e>
+                  </m:func>
+                  <m:r>
+                    <m:t xml:space="preserve"> </m:t>
+                  </m:r>
+                  <m:f>
+                    <m:num>
+                      <m:r>
+                        <m:t xml:space="preserve">∂</m:t>
+                      </m:r>
+                    </m:num>
+                    <m:den>
+                      <m:r>
+                        <m:t xml:space="preserve">∂θ</m:t>
+                      </m:r>
+                    </m:den>
+                  </m:f>
+                </m:e>
+              </m:d>
+              <m:r>
+                <m:t xml:space="preserve">+</m:t>
+              </m:r>
+              <m:f>
+                <m:num>
+                  <m:r>
+                    <m:t xml:space="preserve">1</m:t>
+                  </m:r>
+                </m:num>
+                <m:den>
+                  <m:sSup>
+                    <m:e>
+                      <m:r>
+                        <m:t xml:space="preserve">sin</m:t>
+                      </m:r>
+                    </m:e>
+                    <m:sup>
+                      <m:r>
+                        <m:t xml:space="preserve">2</m:t>
+                      </m:r>
+                    </m:sup>
+                  </m:sSup>
+                  <m:r>
+                    <m:t xml:space="preserve">θ</m:t>
+                  </m:r>
+                </m:den>
+              </m:f>
+              <m:r>
+                <m:t xml:space="preserve"> </m:t>
+              </m:r>
+              <m:f>
+                <m:num>
+                  <m:sSup>
+                    <m:e>
+                      <m:r>
+                        <m:t xml:space="preserve">∂</m:t>
+                      </m:r>
+                    </m:e>
+                    <m:sup>
+                      <m:r>
+                        <m:t xml:space="preserve">2</m:t>
+                      </m:r>
+                    </m:sup>
+                  </m:sSup>
+                </m:num>
+                <m:den>
+                  <m:sSup>
+                    <m:e>
+                      <m:r>
+                        <m:t xml:space="preserve">∂φ</m:t>
+                      </m:r>
+                    </m:e>
+                    <m:sup>
+                      <m:r>
+                        <m:t xml:space="preserve">2</m:t>
+                      </m:r>
+                    </m:sup>
+                  </m:sSup>
+                </m:den>
+              </m:f>
+            </m:e>
+          </m:d>
         </m:oMath>
       </m:oMathPara>
     </w:p>
@@ -897,8 +1956,130 @@
       </w:pPr>
       <m:oMathPara>
         <m:oMath>
+          <m:sSup>
+            <m:e>
+              <m:r>
+                <m:t xml:space="preserve">L̂</m:t>
+              </m:r>
+            </m:e>
+            <m:sup>
+              <m:r>
+                <m:t xml:space="preserve">2</m:t>
+              </m:r>
+            </m:sup>
+          </m:sSup>
           <m:r>
-            <m:t xml:space="preserve">L̂² Yₗᵐ = ℏ²ℓ(ℓ+1) Yₗᵐ,    L̂_z Yₗᵐ = ℏm Yₗᵐ,    ∫ Yₗᵐ* Yₗ′ᵐ′ dΩ = δₗₗ′δₘₘ′</m:t>
+            <m:t xml:space="preserve"> </m:t>
+          </m:r>
+          <m:r>
+            <m:t xml:space="preserve">Yₗᵐ</m:t>
+          </m:r>
+          <m:r>
+            <m:t xml:space="preserve">=</m:t>
+          </m:r>
+          <m:sSup>
+            <m:e>
+              <m:r>
+                <m:t xml:space="preserve">ℏ</m:t>
+              </m:r>
+            </m:e>
+            <m:sup>
+              <m:r>
+                <m:t xml:space="preserve">2</m:t>
+              </m:r>
+            </m:sup>
+          </m:sSup>
+          <m:r>
+            <m:t xml:space="preserve">ℓ</m:t>
+          </m:r>
+          <m:d>
+            <m:dPr/>
+            <m:e>
+              <m:r>
+                <m:t xml:space="preserve">ℓ</m:t>
+              </m:r>
+              <m:r>
+                <m:t xml:space="preserve">+</m:t>
+              </m:r>
+              <m:r>
+                <m:t xml:space="preserve">1</m:t>
+              </m:r>
+            </m:e>
+          </m:d>
+          <m:r>
+            <m:t xml:space="preserve"> </m:t>
+          </m:r>
+          <m:r>
+            <m:t xml:space="preserve">Yₗᵐ</m:t>
+          </m:r>
+          <m:r>
+            <m:t xml:space="preserve">,</m:t>
+          </m:r>
+          <m:sSub>
+            <m:e>
+              <m:r>
+                <m:t xml:space="preserve">L̂</m:t>
+              </m:r>
+            </m:e>
+            <m:sub>
+              <m:r>
+                <m:t xml:space="preserve">z</m:t>
+              </m:r>
+            </m:sub>
+          </m:sSub>
+          <m:r>
+            <m:t xml:space="preserve"> </m:t>
+          </m:r>
+          <m:r>
+            <m:t xml:space="preserve">Yₗᵐ</m:t>
+          </m:r>
+          <m:r>
+            <m:t xml:space="preserve">=</m:t>
+          </m:r>
+          <m:r>
+            <m:t xml:space="preserve">ℏm</m:t>
+          </m:r>
+          <m:r>
+            <m:t xml:space="preserve"> </m:t>
+          </m:r>
+          <m:r>
+            <m:t xml:space="preserve">Yₗᵐ</m:t>
+          </m:r>
+          <m:r>
+            <m:t xml:space="preserve">,</m:t>
+          </m:r>
+          <m:r>
+            <m:t xml:space="preserve">∫</m:t>
+          </m:r>
+          <m:r>
+            <m:t xml:space="preserve"> </m:t>
+          </m:r>
+          <m:r>
+            <m:t xml:space="preserve">Yₗᵐ*</m:t>
+          </m:r>
+          <m:r>
+            <m:t xml:space="preserve"> </m:t>
+          </m:r>
+          <m:r>
+            <m:t xml:space="preserve">Yₗ′</m:t>
+          </m:r>
+          <m:r>
+            <m:t xml:space="preserve">ᵐ′</m:t>
+          </m:r>
+          <m:r>
+            <m:t xml:space="preserve"> </m:t>
+          </m:r>
+          <m:r>
+            <m:t xml:space="preserve">dΩ</m:t>
+          </m:r>
+          <m:r>
+            <m:t xml:space="preserve">=</m:t>
+          </m:r>
+          <m:r>
+            <m:t xml:space="preserve">δₗₗ′</m:t>
+          </m:r>
+          <m:r>
+            <m:t xml:space="preserve">δₘₘ′</m:t>
           </m:r>
         </m:oMath>
       </m:oMathPara>
